--- a/docs/reference-forms/output/TAI-FORM-P-07-blank.docx
+++ b/docs/reference-forms/output/TAI-FORM-P-07-blank.docx
@@ -51,7 +51,7 @@
                 <w:sz w:val="32"/>
                 <w:szCs w:val="32"/>
               </w:rPr>
-              <w:t xml:space="preserve">유해·위험요인 신고서</w:t>
+              <w:t xml:space="preserve">위험작업 동시작업 간섭조정표</w:t>
             </w:r>
           </w:p>
         </w:tc>
@@ -146,7 +146,7 @@
                 <w:sz w:val="20"/>
                 <w:szCs w:val="20"/>
               </w:rPr>
-              <w:t xml:space="preserve">신고일: </w:t>
+              <w:t xml:space="preserve">조정 일시: </w:t>
             </w:r>
           </w:p>
         </w:tc>
@@ -183,7 +183,7 @@
                 <w:sz w:val="20"/>
                 <w:szCs w:val="20"/>
               </w:rPr>
-              <w:t xml:space="preserve">신고자: </w:t>
+              <w:t xml:space="preserve">작업 구역: </w:t>
             </w:r>
           </w:p>
         </w:tc>
@@ -215,7 +215,7 @@
                 <w:sz w:val="20"/>
                 <w:szCs w:val="20"/>
               </w:rPr>
-              <w:t xml:space="preserve">부서/공정: </w:t>
+              <w:t xml:space="preserve">조정자: </w:t>
             </w:r>
           </w:p>
         </w:tc>
@@ -231,7 +231,7 @@
     </w:p>
     <w:tbl>
       <w:tblPr>
-        <w:tblW w:type="dxa" w:w="9634"/>
+        <w:tblW w:type="dxa" w:w="9635"/>
         <w:tblBorders>
           <w:top w:val="single" w:color="auto" w:sz="4"/>
           <w:left w:val="single" w:color="auto" w:sz="4"/>
@@ -243,11 +243,11 @@
         <w:tblLayout w:type="fixed"/>
       </w:tblPr>
       <w:tblGrid>
-        <w:gridCol w:w="2040"/>
-        <w:gridCol w:w="2040"/>
+        <w:gridCol w:w="1927"/>
         <w:gridCol w:w="2267"/>
-        <w:gridCol w:w="2040"/>
-        <w:gridCol w:w="1247"/>
+        <w:gridCol w:w="1927"/>
+        <w:gridCol w:w="1927"/>
+        <w:gridCol w:w="1587"/>
       </w:tblGrid>
       <w:tr>
         <w:trPr>
@@ -256,7 +256,7 @@
         </w:trPr>
         <w:tc>
           <w:tcPr>
-            <w:tcW w:type="dxa" w:w="2040"/>
+            <w:tcW w:type="dxa" w:w="1927"/>
             <w:tcBorders>
               <w:top w:val="single" w:color="000000" w:sz="4"/>
               <w:left w:val="single" w:color="000000" w:sz="4"/>
@@ -284,13 +284,13 @@
                 <w:sz w:val="20"/>
                 <w:szCs w:val="20"/>
               </w:rPr>
-              <w:t xml:space="preserve">부서/공정</w:t>
-            </w:r>
-          </w:p>
-        </w:tc>
-        <w:tc>
-          <w:tcPr>
-            <w:tcW w:type="dxa" w:w="2040"/>
+              <w:t xml:space="preserve">팀/협력업체</w:t>
+            </w:r>
+          </w:p>
+        </w:tc>
+        <w:tc>
+          <w:tcPr>
+            <w:tcW w:type="dxa" w:w="2267"/>
             <w:tcBorders>
               <w:top w:val="single" w:color="000000" w:sz="4"/>
               <w:left w:val="single" w:color="000000" w:sz="4"/>
@@ -318,13 +318,13 @@
                 <w:sz w:val="20"/>
                 <w:szCs w:val="20"/>
               </w:rPr>
-              <w:t xml:space="preserve">발생 장소</w:t>
-            </w:r>
-          </w:p>
-        </w:tc>
-        <w:tc>
-          <w:tcPr>
-            <w:tcW w:type="dxa" w:w="2267"/>
+              <w:t xml:space="preserve">작업 내용</w:t>
+            </w:r>
+          </w:p>
+        </w:tc>
+        <w:tc>
+          <w:tcPr>
+            <w:tcW w:type="dxa" w:w="1927"/>
             <w:tcBorders>
               <w:top w:val="single" w:color="000000" w:sz="4"/>
               <w:left w:val="single" w:color="000000" w:sz="4"/>
@@ -352,13 +352,13 @@
                 <w:sz w:val="20"/>
                 <w:szCs w:val="20"/>
               </w:rPr>
-              <w:t xml:space="preserve">유해·위험 내용(입력)</w:t>
-            </w:r>
-          </w:p>
-        </w:tc>
-        <w:tc>
-          <w:tcPr>
-            <w:tcW w:type="dxa" w:w="2040"/>
+              <w:t xml:space="preserve">동시작업 위험(입력)</w:t>
+            </w:r>
+          </w:p>
+        </w:tc>
+        <w:tc>
+          <w:tcPr>
+            <w:tcW w:type="dxa" w:w="1927"/>
             <w:tcBorders>
               <w:top w:val="single" w:color="000000" w:sz="4"/>
               <w:left w:val="single" w:color="000000" w:sz="4"/>
@@ -386,13 +386,13 @@
                 <w:sz w:val="20"/>
                 <w:szCs w:val="20"/>
               </w:rPr>
-              <w:t xml:space="preserve">신고자</w:t>
-            </w:r>
-          </w:p>
-        </w:tc>
-        <w:tc>
-          <w:tcPr>
-            <w:tcW w:type="dxa" w:w="1247"/>
+              <w:t xml:space="preserve">협의 결정(입력)</w:t>
+            </w:r>
+          </w:p>
+        </w:tc>
+        <w:tc>
+          <w:tcPr>
+            <w:tcW w:type="dxa" w:w="1587"/>
             <w:tcBorders>
               <w:top w:val="single" w:color="000000" w:sz="4"/>
               <w:left w:val="single" w:color="000000" w:sz="4"/>
@@ -420,7 +420,7 @@
                 <w:sz w:val="20"/>
                 <w:szCs w:val="20"/>
               </w:rPr>
-              <w:t xml:space="preserve">신고일</w:t>
+              <w:t xml:space="preserve">통제 방법(입력)</w:t>
             </w:r>
           </w:p>
         </w:tc>
@@ -431,39 +431,7 @@
         </w:trPr>
         <w:tc>
           <w:tcPr>
-            <w:tcW w:type="dxa" w:w="2040"/>
-            <w:tcBorders>
-              <w:top w:val="single" w:color="000000" w:sz="4"/>
-              <w:left w:val="single" w:color="000000" w:sz="4"/>
-              <w:bottom w:val="single" w:color="000000" w:sz="4"/>
-              <w:right w:val="single" w:color="000000" w:sz="4"/>
-            </w:tcBorders>
-            <w:shd w:fill="ffffff" w:color="auto" w:val="clear"/>
-            <w:tcMar>
-              <w:top w:type="dxa" w:w="170"/>
-              <w:left w:type="dxa" w:w="170"/>
-              <w:bottom w:type="dxa" w:w="170"/>
-              <w:right w:type="dxa" w:w="170"/>
-            </w:tcMar>
-            <w:vAlign w:val="center"/>
-          </w:tcPr>
-          <w:p>
-            <w:pPr>
-              <w:jc w:val="left"/>
-            </w:pPr>
-            <w:r>
-              <w:rPr>
-                <w:rFonts w:ascii="NanumGothic" w:cs="NanumGothic" w:eastAsia="NanumGothic" w:hAnsi="NanumGothic"/>
-                <w:sz w:val="20"/>
-                <w:szCs w:val="20"/>
-              </w:rPr>
-              <w:t xml:space="preserve"/>
-            </w:r>
-          </w:p>
-        </w:tc>
-        <w:tc>
-          <w:tcPr>
-            <w:tcW w:type="dxa" w:w="2040"/>
+            <w:tcW w:type="dxa" w:w="1927"/>
             <w:tcBorders>
               <w:top w:val="single" w:color="000000" w:sz="4"/>
               <w:left w:val="single" w:color="000000" w:sz="4"/>
@@ -527,39 +495,71 @@
         </w:tc>
         <w:tc>
           <w:tcPr>
-            <w:tcW w:type="dxa" w:w="2040"/>
-            <w:tcBorders>
-              <w:top w:val="single" w:color="000000" w:sz="4"/>
-              <w:left w:val="single" w:color="000000" w:sz="4"/>
-              <w:bottom w:val="single" w:color="000000" w:sz="4"/>
-              <w:right w:val="single" w:color="000000" w:sz="4"/>
-            </w:tcBorders>
-            <w:shd w:fill="ffffff" w:color="auto" w:val="clear"/>
-            <w:tcMar>
-              <w:top w:type="dxa" w:w="170"/>
-              <w:left w:type="dxa" w:w="170"/>
-              <w:bottom w:type="dxa" w:w="170"/>
-              <w:right w:type="dxa" w:w="170"/>
-            </w:tcMar>
-            <w:vAlign w:val="center"/>
-          </w:tcPr>
-          <w:p>
-            <w:pPr>
-              <w:jc w:val="left"/>
-            </w:pPr>
-            <w:r>
-              <w:rPr>
-                <w:rFonts w:ascii="NanumGothic" w:cs="NanumGothic" w:eastAsia="NanumGothic" w:hAnsi="NanumGothic"/>
-                <w:sz w:val="20"/>
-                <w:szCs w:val="20"/>
-              </w:rPr>
-              <w:t xml:space="preserve"/>
-            </w:r>
-          </w:p>
-        </w:tc>
-        <w:tc>
-          <w:tcPr>
-            <w:tcW w:type="dxa" w:w="1247"/>
+            <w:tcW w:type="dxa" w:w="1927"/>
+            <w:tcBorders>
+              <w:top w:val="single" w:color="000000" w:sz="4"/>
+              <w:left w:val="single" w:color="000000" w:sz="4"/>
+              <w:bottom w:val="single" w:color="000000" w:sz="4"/>
+              <w:right w:val="single" w:color="000000" w:sz="4"/>
+            </w:tcBorders>
+            <w:shd w:fill="ffffff" w:color="auto" w:val="clear"/>
+            <w:tcMar>
+              <w:top w:type="dxa" w:w="170"/>
+              <w:left w:type="dxa" w:w="170"/>
+              <w:bottom w:type="dxa" w:w="170"/>
+              <w:right w:type="dxa" w:w="170"/>
+            </w:tcMar>
+            <w:vAlign w:val="center"/>
+          </w:tcPr>
+          <w:p>
+            <w:pPr>
+              <w:jc w:val="left"/>
+            </w:pPr>
+            <w:r>
+              <w:rPr>
+                <w:rFonts w:ascii="NanumGothic" w:cs="NanumGothic" w:eastAsia="NanumGothic" w:hAnsi="NanumGothic"/>
+                <w:sz w:val="20"/>
+                <w:szCs w:val="20"/>
+              </w:rPr>
+              <w:t xml:space="preserve"/>
+            </w:r>
+          </w:p>
+        </w:tc>
+        <w:tc>
+          <w:tcPr>
+            <w:tcW w:type="dxa" w:w="1927"/>
+            <w:tcBorders>
+              <w:top w:val="single" w:color="000000" w:sz="4"/>
+              <w:left w:val="single" w:color="000000" w:sz="4"/>
+              <w:bottom w:val="single" w:color="000000" w:sz="4"/>
+              <w:right w:val="single" w:color="000000" w:sz="4"/>
+            </w:tcBorders>
+            <w:shd w:fill="ffffff" w:color="auto" w:val="clear"/>
+            <w:tcMar>
+              <w:top w:type="dxa" w:w="170"/>
+              <w:left w:type="dxa" w:w="170"/>
+              <w:bottom w:type="dxa" w:w="170"/>
+              <w:right w:type="dxa" w:w="170"/>
+            </w:tcMar>
+            <w:vAlign w:val="center"/>
+          </w:tcPr>
+          <w:p>
+            <w:pPr>
+              <w:jc w:val="left"/>
+            </w:pPr>
+            <w:r>
+              <w:rPr>
+                <w:rFonts w:ascii="NanumGothic" w:cs="NanumGothic" w:eastAsia="NanumGothic" w:hAnsi="NanumGothic"/>
+                <w:sz w:val="20"/>
+                <w:szCs w:val="20"/>
+              </w:rPr>
+              <w:t xml:space="preserve"/>
+            </w:r>
+          </w:p>
+        </w:tc>
+        <w:tc>
+          <w:tcPr>
+            <w:tcW w:type="dxa" w:w="1587"/>
             <w:tcBorders>
               <w:top w:val="single" w:color="000000" w:sz="4"/>
               <w:left w:val="single" w:color="000000" w:sz="4"/>
@@ -596,7 +596,7 @@
         </w:trPr>
         <w:tc>
           <w:tcPr>
-            <w:tcW w:type="dxa" w:w="2040"/>
+            <w:tcW w:type="dxa" w:w="1927"/>
             <w:tcBorders>
               <w:top w:val="single" w:color="000000" w:sz="4"/>
               <w:left w:val="single" w:color="000000" w:sz="4"/>
@@ -628,7 +628,7 @@
         </w:tc>
         <w:tc>
           <w:tcPr>
-            <w:tcW w:type="dxa" w:w="2040"/>
+            <w:tcW w:type="dxa" w:w="2267"/>
             <w:tcBorders>
               <w:top w:val="single" w:color="000000" w:sz="4"/>
               <w:left w:val="single" w:color="000000" w:sz="4"/>
@@ -660,7 +660,7 @@
         </w:tc>
         <w:tc>
           <w:tcPr>
-            <w:tcW w:type="dxa" w:w="2267"/>
+            <w:tcW w:type="dxa" w:w="1927"/>
             <w:tcBorders>
               <w:top w:val="single" w:color="000000" w:sz="4"/>
               <w:left w:val="single" w:color="000000" w:sz="4"/>
@@ -692,7 +692,7 @@
         </w:tc>
         <w:tc>
           <w:tcPr>
-            <w:tcW w:type="dxa" w:w="2040"/>
+            <w:tcW w:type="dxa" w:w="1927"/>
             <w:tcBorders>
               <w:top w:val="single" w:color="000000" w:sz="4"/>
               <w:left w:val="single" w:color="000000" w:sz="4"/>
@@ -724,7 +724,7 @@
         </w:tc>
         <w:tc>
           <w:tcPr>
-            <w:tcW w:type="dxa" w:w="1247"/>
+            <w:tcW w:type="dxa" w:w="1587"/>
             <w:tcBorders>
               <w:top w:val="single" w:color="000000" w:sz="4"/>
               <w:left w:val="single" w:color="000000" w:sz="4"/>
@@ -761,39 +761,7 @@
         </w:trPr>
         <w:tc>
           <w:tcPr>
-            <w:tcW w:type="dxa" w:w="2040"/>
-            <w:tcBorders>
-              <w:top w:val="single" w:color="000000" w:sz="4"/>
-              <w:left w:val="single" w:color="000000" w:sz="4"/>
-              <w:bottom w:val="single" w:color="000000" w:sz="4"/>
-              <w:right w:val="single" w:color="000000" w:sz="4"/>
-            </w:tcBorders>
-            <w:shd w:fill="ffffff" w:color="auto" w:val="clear"/>
-            <w:tcMar>
-              <w:top w:type="dxa" w:w="170"/>
-              <w:left w:type="dxa" w:w="170"/>
-              <w:bottom w:type="dxa" w:w="170"/>
-              <w:right w:type="dxa" w:w="170"/>
-            </w:tcMar>
-            <w:vAlign w:val="center"/>
-          </w:tcPr>
-          <w:p>
-            <w:pPr>
-              <w:jc w:val="left"/>
-            </w:pPr>
-            <w:r>
-              <w:rPr>
-                <w:rFonts w:ascii="NanumGothic" w:cs="NanumGothic" w:eastAsia="NanumGothic" w:hAnsi="NanumGothic"/>
-                <w:sz w:val="20"/>
-                <w:szCs w:val="20"/>
-              </w:rPr>
-              <w:t xml:space="preserve"/>
-            </w:r>
-          </w:p>
-        </w:tc>
-        <w:tc>
-          <w:tcPr>
-            <w:tcW w:type="dxa" w:w="2040"/>
+            <w:tcW w:type="dxa" w:w="1927"/>
             <w:tcBorders>
               <w:top w:val="single" w:color="000000" w:sz="4"/>
               <w:left w:val="single" w:color="000000" w:sz="4"/>
@@ -857,39 +825,71 @@
         </w:tc>
         <w:tc>
           <w:tcPr>
-            <w:tcW w:type="dxa" w:w="2040"/>
-            <w:tcBorders>
-              <w:top w:val="single" w:color="000000" w:sz="4"/>
-              <w:left w:val="single" w:color="000000" w:sz="4"/>
-              <w:bottom w:val="single" w:color="000000" w:sz="4"/>
-              <w:right w:val="single" w:color="000000" w:sz="4"/>
-            </w:tcBorders>
-            <w:shd w:fill="ffffff" w:color="auto" w:val="clear"/>
-            <w:tcMar>
-              <w:top w:type="dxa" w:w="170"/>
-              <w:left w:type="dxa" w:w="170"/>
-              <w:bottom w:type="dxa" w:w="170"/>
-              <w:right w:type="dxa" w:w="170"/>
-            </w:tcMar>
-            <w:vAlign w:val="center"/>
-          </w:tcPr>
-          <w:p>
-            <w:pPr>
-              <w:jc w:val="left"/>
-            </w:pPr>
-            <w:r>
-              <w:rPr>
-                <w:rFonts w:ascii="NanumGothic" w:cs="NanumGothic" w:eastAsia="NanumGothic" w:hAnsi="NanumGothic"/>
-                <w:sz w:val="20"/>
-                <w:szCs w:val="20"/>
-              </w:rPr>
-              <w:t xml:space="preserve"/>
-            </w:r>
-          </w:p>
-        </w:tc>
-        <w:tc>
-          <w:tcPr>
-            <w:tcW w:type="dxa" w:w="1247"/>
+            <w:tcW w:type="dxa" w:w="1927"/>
+            <w:tcBorders>
+              <w:top w:val="single" w:color="000000" w:sz="4"/>
+              <w:left w:val="single" w:color="000000" w:sz="4"/>
+              <w:bottom w:val="single" w:color="000000" w:sz="4"/>
+              <w:right w:val="single" w:color="000000" w:sz="4"/>
+            </w:tcBorders>
+            <w:shd w:fill="ffffff" w:color="auto" w:val="clear"/>
+            <w:tcMar>
+              <w:top w:type="dxa" w:w="170"/>
+              <w:left w:type="dxa" w:w="170"/>
+              <w:bottom w:type="dxa" w:w="170"/>
+              <w:right w:type="dxa" w:w="170"/>
+            </w:tcMar>
+            <w:vAlign w:val="center"/>
+          </w:tcPr>
+          <w:p>
+            <w:pPr>
+              <w:jc w:val="left"/>
+            </w:pPr>
+            <w:r>
+              <w:rPr>
+                <w:rFonts w:ascii="NanumGothic" w:cs="NanumGothic" w:eastAsia="NanumGothic" w:hAnsi="NanumGothic"/>
+                <w:sz w:val="20"/>
+                <w:szCs w:val="20"/>
+              </w:rPr>
+              <w:t xml:space="preserve"/>
+            </w:r>
+          </w:p>
+        </w:tc>
+        <w:tc>
+          <w:tcPr>
+            <w:tcW w:type="dxa" w:w="1927"/>
+            <w:tcBorders>
+              <w:top w:val="single" w:color="000000" w:sz="4"/>
+              <w:left w:val="single" w:color="000000" w:sz="4"/>
+              <w:bottom w:val="single" w:color="000000" w:sz="4"/>
+              <w:right w:val="single" w:color="000000" w:sz="4"/>
+            </w:tcBorders>
+            <w:shd w:fill="ffffff" w:color="auto" w:val="clear"/>
+            <w:tcMar>
+              <w:top w:type="dxa" w:w="170"/>
+              <w:left w:type="dxa" w:w="170"/>
+              <w:bottom w:type="dxa" w:w="170"/>
+              <w:right w:type="dxa" w:w="170"/>
+            </w:tcMar>
+            <w:vAlign w:val="center"/>
+          </w:tcPr>
+          <w:p>
+            <w:pPr>
+              <w:jc w:val="left"/>
+            </w:pPr>
+            <w:r>
+              <w:rPr>
+                <w:rFonts w:ascii="NanumGothic" w:cs="NanumGothic" w:eastAsia="NanumGothic" w:hAnsi="NanumGothic"/>
+                <w:sz w:val="20"/>
+                <w:szCs w:val="20"/>
+              </w:rPr>
+              <w:t xml:space="preserve"/>
+            </w:r>
+          </w:p>
+        </w:tc>
+        <w:tc>
+          <w:tcPr>
+            <w:tcW w:type="dxa" w:w="1587"/>
             <w:tcBorders>
               <w:top w:val="single" w:color="000000" w:sz="4"/>
               <w:left w:val="single" w:color="000000" w:sz="4"/>
@@ -926,7 +926,7 @@
         </w:trPr>
         <w:tc>
           <w:tcPr>
-            <w:tcW w:type="dxa" w:w="2040"/>
+            <w:tcW w:type="dxa" w:w="1927"/>
             <w:tcBorders>
               <w:top w:val="single" w:color="000000" w:sz="4"/>
               <w:left w:val="single" w:color="000000" w:sz="4"/>
@@ -958,7 +958,7 @@
         </w:tc>
         <w:tc>
           <w:tcPr>
-            <w:tcW w:type="dxa" w:w="2040"/>
+            <w:tcW w:type="dxa" w:w="2267"/>
             <w:tcBorders>
               <w:top w:val="single" w:color="000000" w:sz="4"/>
               <w:left w:val="single" w:color="000000" w:sz="4"/>
@@ -990,7 +990,7 @@
         </w:tc>
         <w:tc>
           <w:tcPr>
-            <w:tcW w:type="dxa" w:w="2267"/>
+            <w:tcW w:type="dxa" w:w="1927"/>
             <w:tcBorders>
               <w:top w:val="single" w:color="000000" w:sz="4"/>
               <w:left w:val="single" w:color="000000" w:sz="4"/>
@@ -1022,7 +1022,7 @@
         </w:tc>
         <w:tc>
           <w:tcPr>
-            <w:tcW w:type="dxa" w:w="2040"/>
+            <w:tcW w:type="dxa" w:w="1927"/>
             <w:tcBorders>
               <w:top w:val="single" w:color="000000" w:sz="4"/>
               <w:left w:val="single" w:color="000000" w:sz="4"/>
@@ -1054,7 +1054,7 @@
         </w:tc>
         <w:tc>
           <w:tcPr>
-            <w:tcW w:type="dxa" w:w="1247"/>
+            <w:tcW w:type="dxa" w:w="1587"/>
             <w:tcBorders>
               <w:top w:val="single" w:color="000000" w:sz="4"/>
               <w:left w:val="single" w:color="000000" w:sz="4"/>
@@ -1091,39 +1091,7 @@
         </w:trPr>
         <w:tc>
           <w:tcPr>
-            <w:tcW w:type="dxa" w:w="2040"/>
-            <w:tcBorders>
-              <w:top w:val="single" w:color="000000" w:sz="4"/>
-              <w:left w:val="single" w:color="000000" w:sz="4"/>
-              <w:bottom w:val="single" w:color="000000" w:sz="4"/>
-              <w:right w:val="single" w:color="000000" w:sz="4"/>
-            </w:tcBorders>
-            <w:shd w:fill="ffffff" w:color="auto" w:val="clear"/>
-            <w:tcMar>
-              <w:top w:type="dxa" w:w="170"/>
-              <w:left w:type="dxa" w:w="170"/>
-              <w:bottom w:type="dxa" w:w="170"/>
-              <w:right w:type="dxa" w:w="170"/>
-            </w:tcMar>
-            <w:vAlign w:val="center"/>
-          </w:tcPr>
-          <w:p>
-            <w:pPr>
-              <w:jc w:val="left"/>
-            </w:pPr>
-            <w:r>
-              <w:rPr>
-                <w:rFonts w:ascii="NanumGothic" w:cs="NanumGothic" w:eastAsia="NanumGothic" w:hAnsi="NanumGothic"/>
-                <w:sz w:val="20"/>
-                <w:szCs w:val="20"/>
-              </w:rPr>
-              <w:t xml:space="preserve"/>
-            </w:r>
-          </w:p>
-        </w:tc>
-        <w:tc>
-          <w:tcPr>
-            <w:tcW w:type="dxa" w:w="2040"/>
+            <w:tcW w:type="dxa" w:w="1927"/>
             <w:tcBorders>
               <w:top w:val="single" w:color="000000" w:sz="4"/>
               <w:left w:val="single" w:color="000000" w:sz="4"/>
@@ -1187,39 +1155,71 @@
         </w:tc>
         <w:tc>
           <w:tcPr>
-            <w:tcW w:type="dxa" w:w="2040"/>
-            <w:tcBorders>
-              <w:top w:val="single" w:color="000000" w:sz="4"/>
-              <w:left w:val="single" w:color="000000" w:sz="4"/>
-              <w:bottom w:val="single" w:color="000000" w:sz="4"/>
-              <w:right w:val="single" w:color="000000" w:sz="4"/>
-            </w:tcBorders>
-            <w:shd w:fill="ffffff" w:color="auto" w:val="clear"/>
-            <w:tcMar>
-              <w:top w:type="dxa" w:w="170"/>
-              <w:left w:type="dxa" w:w="170"/>
-              <w:bottom w:type="dxa" w:w="170"/>
-              <w:right w:type="dxa" w:w="170"/>
-            </w:tcMar>
-            <w:vAlign w:val="center"/>
-          </w:tcPr>
-          <w:p>
-            <w:pPr>
-              <w:jc w:val="left"/>
-            </w:pPr>
-            <w:r>
-              <w:rPr>
-                <w:rFonts w:ascii="NanumGothic" w:cs="NanumGothic" w:eastAsia="NanumGothic" w:hAnsi="NanumGothic"/>
-                <w:sz w:val="20"/>
-                <w:szCs w:val="20"/>
-              </w:rPr>
-              <w:t xml:space="preserve"/>
-            </w:r>
-          </w:p>
-        </w:tc>
-        <w:tc>
-          <w:tcPr>
-            <w:tcW w:type="dxa" w:w="1247"/>
+            <w:tcW w:type="dxa" w:w="1927"/>
+            <w:tcBorders>
+              <w:top w:val="single" w:color="000000" w:sz="4"/>
+              <w:left w:val="single" w:color="000000" w:sz="4"/>
+              <w:bottom w:val="single" w:color="000000" w:sz="4"/>
+              <w:right w:val="single" w:color="000000" w:sz="4"/>
+            </w:tcBorders>
+            <w:shd w:fill="ffffff" w:color="auto" w:val="clear"/>
+            <w:tcMar>
+              <w:top w:type="dxa" w:w="170"/>
+              <w:left w:type="dxa" w:w="170"/>
+              <w:bottom w:type="dxa" w:w="170"/>
+              <w:right w:type="dxa" w:w="170"/>
+            </w:tcMar>
+            <w:vAlign w:val="center"/>
+          </w:tcPr>
+          <w:p>
+            <w:pPr>
+              <w:jc w:val="left"/>
+            </w:pPr>
+            <w:r>
+              <w:rPr>
+                <w:rFonts w:ascii="NanumGothic" w:cs="NanumGothic" w:eastAsia="NanumGothic" w:hAnsi="NanumGothic"/>
+                <w:sz w:val="20"/>
+                <w:szCs w:val="20"/>
+              </w:rPr>
+              <w:t xml:space="preserve"/>
+            </w:r>
+          </w:p>
+        </w:tc>
+        <w:tc>
+          <w:tcPr>
+            <w:tcW w:type="dxa" w:w="1927"/>
+            <w:tcBorders>
+              <w:top w:val="single" w:color="000000" w:sz="4"/>
+              <w:left w:val="single" w:color="000000" w:sz="4"/>
+              <w:bottom w:val="single" w:color="000000" w:sz="4"/>
+              <w:right w:val="single" w:color="000000" w:sz="4"/>
+            </w:tcBorders>
+            <w:shd w:fill="ffffff" w:color="auto" w:val="clear"/>
+            <w:tcMar>
+              <w:top w:type="dxa" w:w="170"/>
+              <w:left w:type="dxa" w:w="170"/>
+              <w:bottom w:type="dxa" w:w="170"/>
+              <w:right w:type="dxa" w:w="170"/>
+            </w:tcMar>
+            <w:vAlign w:val="center"/>
+          </w:tcPr>
+          <w:p>
+            <w:pPr>
+              <w:jc w:val="left"/>
+            </w:pPr>
+            <w:r>
+              <w:rPr>
+                <w:rFonts w:ascii="NanumGothic" w:cs="NanumGothic" w:eastAsia="NanumGothic" w:hAnsi="NanumGothic"/>
+                <w:sz w:val="20"/>
+                <w:szCs w:val="20"/>
+              </w:rPr>
+              <w:t xml:space="preserve"/>
+            </w:r>
+          </w:p>
+        </w:tc>
+        <w:tc>
+          <w:tcPr>
+            <w:tcW w:type="dxa" w:w="1587"/>
             <w:tcBorders>
               <w:top w:val="single" w:color="000000" w:sz="4"/>
               <w:left w:val="single" w:color="000000" w:sz="4"/>
@@ -1256,7 +1256,7 @@
         </w:trPr>
         <w:tc>
           <w:tcPr>
-            <w:tcW w:type="dxa" w:w="2040"/>
+            <w:tcW w:type="dxa" w:w="1927"/>
             <w:tcBorders>
               <w:top w:val="single" w:color="000000" w:sz="4"/>
               <w:left w:val="single" w:color="000000" w:sz="4"/>
@@ -1288,7 +1288,7 @@
         </w:tc>
         <w:tc>
           <w:tcPr>
-            <w:tcW w:type="dxa" w:w="2040"/>
+            <w:tcW w:type="dxa" w:w="2267"/>
             <w:tcBorders>
               <w:top w:val="single" w:color="000000" w:sz="4"/>
               <w:left w:val="single" w:color="000000" w:sz="4"/>
@@ -1320,7 +1320,7 @@
         </w:tc>
         <w:tc>
           <w:tcPr>
-            <w:tcW w:type="dxa" w:w="2267"/>
+            <w:tcW w:type="dxa" w:w="1927"/>
             <w:tcBorders>
               <w:top w:val="single" w:color="000000" w:sz="4"/>
               <w:left w:val="single" w:color="000000" w:sz="4"/>
@@ -1352,7 +1352,7 @@
         </w:tc>
         <w:tc>
           <w:tcPr>
-            <w:tcW w:type="dxa" w:w="2040"/>
+            <w:tcW w:type="dxa" w:w="1927"/>
             <w:tcBorders>
               <w:top w:val="single" w:color="000000" w:sz="4"/>
               <w:left w:val="single" w:color="000000" w:sz="4"/>
@@ -1384,7 +1384,7 @@
         </w:tc>
         <w:tc>
           <w:tcPr>
-            <w:tcW w:type="dxa" w:w="1247"/>
+            <w:tcW w:type="dxa" w:w="1587"/>
             <w:tcBorders>
               <w:top w:val="single" w:color="000000" w:sz="4"/>
               <w:left w:val="single" w:color="000000" w:sz="4"/>
@@ -1421,39 +1421,7 @@
         </w:trPr>
         <w:tc>
           <w:tcPr>
-            <w:tcW w:type="dxa" w:w="2040"/>
-            <w:tcBorders>
-              <w:top w:val="single" w:color="000000" w:sz="4"/>
-              <w:left w:val="single" w:color="000000" w:sz="4"/>
-              <w:bottom w:val="single" w:color="000000" w:sz="4"/>
-              <w:right w:val="single" w:color="000000" w:sz="4"/>
-            </w:tcBorders>
-            <w:shd w:fill="ffffff" w:color="auto" w:val="clear"/>
-            <w:tcMar>
-              <w:top w:type="dxa" w:w="170"/>
-              <w:left w:type="dxa" w:w="170"/>
-              <w:bottom w:type="dxa" w:w="170"/>
-              <w:right w:type="dxa" w:w="170"/>
-            </w:tcMar>
-            <w:vAlign w:val="center"/>
-          </w:tcPr>
-          <w:p>
-            <w:pPr>
-              <w:jc w:val="left"/>
-            </w:pPr>
-            <w:r>
-              <w:rPr>
-                <w:rFonts w:ascii="NanumGothic" w:cs="NanumGothic" w:eastAsia="NanumGothic" w:hAnsi="NanumGothic"/>
-                <w:sz w:val="20"/>
-                <w:szCs w:val="20"/>
-              </w:rPr>
-              <w:t xml:space="preserve"/>
-            </w:r>
-          </w:p>
-        </w:tc>
-        <w:tc>
-          <w:tcPr>
-            <w:tcW w:type="dxa" w:w="2040"/>
+            <w:tcW w:type="dxa" w:w="1927"/>
             <w:tcBorders>
               <w:top w:val="single" w:color="000000" w:sz="4"/>
               <w:left w:val="single" w:color="000000" w:sz="4"/>
@@ -1517,39 +1485,71 @@
         </w:tc>
         <w:tc>
           <w:tcPr>
-            <w:tcW w:type="dxa" w:w="2040"/>
-            <w:tcBorders>
-              <w:top w:val="single" w:color="000000" w:sz="4"/>
-              <w:left w:val="single" w:color="000000" w:sz="4"/>
-              <w:bottom w:val="single" w:color="000000" w:sz="4"/>
-              <w:right w:val="single" w:color="000000" w:sz="4"/>
-            </w:tcBorders>
-            <w:shd w:fill="ffffff" w:color="auto" w:val="clear"/>
-            <w:tcMar>
-              <w:top w:type="dxa" w:w="170"/>
-              <w:left w:type="dxa" w:w="170"/>
-              <w:bottom w:type="dxa" w:w="170"/>
-              <w:right w:type="dxa" w:w="170"/>
-            </w:tcMar>
-            <w:vAlign w:val="center"/>
-          </w:tcPr>
-          <w:p>
-            <w:pPr>
-              <w:jc w:val="left"/>
-            </w:pPr>
-            <w:r>
-              <w:rPr>
-                <w:rFonts w:ascii="NanumGothic" w:cs="NanumGothic" w:eastAsia="NanumGothic" w:hAnsi="NanumGothic"/>
-                <w:sz w:val="20"/>
-                <w:szCs w:val="20"/>
-              </w:rPr>
-              <w:t xml:space="preserve"/>
-            </w:r>
-          </w:p>
-        </w:tc>
-        <w:tc>
-          <w:tcPr>
-            <w:tcW w:type="dxa" w:w="1247"/>
+            <w:tcW w:type="dxa" w:w="1927"/>
+            <w:tcBorders>
+              <w:top w:val="single" w:color="000000" w:sz="4"/>
+              <w:left w:val="single" w:color="000000" w:sz="4"/>
+              <w:bottom w:val="single" w:color="000000" w:sz="4"/>
+              <w:right w:val="single" w:color="000000" w:sz="4"/>
+            </w:tcBorders>
+            <w:shd w:fill="ffffff" w:color="auto" w:val="clear"/>
+            <w:tcMar>
+              <w:top w:type="dxa" w:w="170"/>
+              <w:left w:type="dxa" w:w="170"/>
+              <w:bottom w:type="dxa" w:w="170"/>
+              <w:right w:type="dxa" w:w="170"/>
+            </w:tcMar>
+            <w:vAlign w:val="center"/>
+          </w:tcPr>
+          <w:p>
+            <w:pPr>
+              <w:jc w:val="left"/>
+            </w:pPr>
+            <w:r>
+              <w:rPr>
+                <w:rFonts w:ascii="NanumGothic" w:cs="NanumGothic" w:eastAsia="NanumGothic" w:hAnsi="NanumGothic"/>
+                <w:sz w:val="20"/>
+                <w:szCs w:val="20"/>
+              </w:rPr>
+              <w:t xml:space="preserve"/>
+            </w:r>
+          </w:p>
+        </w:tc>
+        <w:tc>
+          <w:tcPr>
+            <w:tcW w:type="dxa" w:w="1927"/>
+            <w:tcBorders>
+              <w:top w:val="single" w:color="000000" w:sz="4"/>
+              <w:left w:val="single" w:color="000000" w:sz="4"/>
+              <w:bottom w:val="single" w:color="000000" w:sz="4"/>
+              <w:right w:val="single" w:color="000000" w:sz="4"/>
+            </w:tcBorders>
+            <w:shd w:fill="ffffff" w:color="auto" w:val="clear"/>
+            <w:tcMar>
+              <w:top w:type="dxa" w:w="170"/>
+              <w:left w:type="dxa" w:w="170"/>
+              <w:bottom w:type="dxa" w:w="170"/>
+              <w:right w:type="dxa" w:w="170"/>
+            </w:tcMar>
+            <w:vAlign w:val="center"/>
+          </w:tcPr>
+          <w:p>
+            <w:pPr>
+              <w:jc w:val="left"/>
+            </w:pPr>
+            <w:r>
+              <w:rPr>
+                <w:rFonts w:ascii="NanumGothic" w:cs="NanumGothic" w:eastAsia="NanumGothic" w:hAnsi="NanumGothic"/>
+                <w:sz w:val="20"/>
+                <w:szCs w:val="20"/>
+              </w:rPr>
+              <w:t xml:space="preserve"/>
+            </w:r>
+          </w:p>
+        </w:tc>
+        <w:tc>
+          <w:tcPr>
+            <w:tcW w:type="dxa" w:w="1587"/>
             <w:tcBorders>
               <w:top w:val="single" w:color="000000" w:sz="4"/>
               <w:left w:val="single" w:color="000000" w:sz="4"/>
@@ -1586,7 +1586,7 @@
         </w:trPr>
         <w:tc>
           <w:tcPr>
-            <w:tcW w:type="dxa" w:w="2040"/>
+            <w:tcW w:type="dxa" w:w="1927"/>
             <w:tcBorders>
               <w:top w:val="single" w:color="000000" w:sz="4"/>
               <w:left w:val="single" w:color="000000" w:sz="4"/>
@@ -1618,7 +1618,7 @@
         </w:tc>
         <w:tc>
           <w:tcPr>
-            <w:tcW w:type="dxa" w:w="2040"/>
+            <w:tcW w:type="dxa" w:w="2267"/>
             <w:tcBorders>
               <w:top w:val="single" w:color="000000" w:sz="4"/>
               <w:left w:val="single" w:color="000000" w:sz="4"/>
@@ -1650,7 +1650,7 @@
         </w:tc>
         <w:tc>
           <w:tcPr>
-            <w:tcW w:type="dxa" w:w="2267"/>
+            <w:tcW w:type="dxa" w:w="1927"/>
             <w:tcBorders>
               <w:top w:val="single" w:color="000000" w:sz="4"/>
               <w:left w:val="single" w:color="000000" w:sz="4"/>
@@ -1682,7 +1682,7 @@
         </w:tc>
         <w:tc>
           <w:tcPr>
-            <w:tcW w:type="dxa" w:w="2040"/>
+            <w:tcW w:type="dxa" w:w="1927"/>
             <w:tcBorders>
               <w:top w:val="single" w:color="000000" w:sz="4"/>
               <w:left w:val="single" w:color="000000" w:sz="4"/>
@@ -1714,7 +1714,7 @@
         </w:tc>
         <w:tc>
           <w:tcPr>
-            <w:tcW w:type="dxa" w:w="1247"/>
+            <w:tcW w:type="dxa" w:w="1587"/>
             <w:tcBorders>
               <w:top w:val="single" w:color="000000" w:sz="4"/>
               <w:left w:val="single" w:color="000000" w:sz="4"/>
@@ -1751,39 +1751,7 @@
         </w:trPr>
         <w:tc>
           <w:tcPr>
-            <w:tcW w:type="dxa" w:w="2040"/>
-            <w:tcBorders>
-              <w:top w:val="single" w:color="000000" w:sz="4"/>
-              <w:left w:val="single" w:color="000000" w:sz="4"/>
-              <w:bottom w:val="single" w:color="000000" w:sz="4"/>
-              <w:right w:val="single" w:color="000000" w:sz="4"/>
-            </w:tcBorders>
-            <w:shd w:fill="ffffff" w:color="auto" w:val="clear"/>
-            <w:tcMar>
-              <w:top w:type="dxa" w:w="170"/>
-              <w:left w:type="dxa" w:w="170"/>
-              <w:bottom w:type="dxa" w:w="170"/>
-              <w:right w:type="dxa" w:w="170"/>
-            </w:tcMar>
-            <w:vAlign w:val="center"/>
-          </w:tcPr>
-          <w:p>
-            <w:pPr>
-              <w:jc w:val="left"/>
-            </w:pPr>
-            <w:r>
-              <w:rPr>
-                <w:rFonts w:ascii="NanumGothic" w:cs="NanumGothic" w:eastAsia="NanumGothic" w:hAnsi="NanumGothic"/>
-                <w:sz w:val="20"/>
-                <w:szCs w:val="20"/>
-              </w:rPr>
-              <w:t xml:space="preserve"/>
-            </w:r>
-          </w:p>
-        </w:tc>
-        <w:tc>
-          <w:tcPr>
-            <w:tcW w:type="dxa" w:w="2040"/>
+            <w:tcW w:type="dxa" w:w="1927"/>
             <w:tcBorders>
               <w:top w:val="single" w:color="000000" w:sz="4"/>
               <w:left w:val="single" w:color="000000" w:sz="4"/>
@@ -1847,39 +1815,71 @@
         </w:tc>
         <w:tc>
           <w:tcPr>
-            <w:tcW w:type="dxa" w:w="2040"/>
-            <w:tcBorders>
-              <w:top w:val="single" w:color="000000" w:sz="4"/>
-              <w:left w:val="single" w:color="000000" w:sz="4"/>
-              <w:bottom w:val="single" w:color="000000" w:sz="4"/>
-              <w:right w:val="single" w:color="000000" w:sz="4"/>
-            </w:tcBorders>
-            <w:shd w:fill="ffffff" w:color="auto" w:val="clear"/>
-            <w:tcMar>
-              <w:top w:type="dxa" w:w="170"/>
-              <w:left w:type="dxa" w:w="170"/>
-              <w:bottom w:type="dxa" w:w="170"/>
-              <w:right w:type="dxa" w:w="170"/>
-            </w:tcMar>
-            <w:vAlign w:val="center"/>
-          </w:tcPr>
-          <w:p>
-            <w:pPr>
-              <w:jc w:val="left"/>
-            </w:pPr>
-            <w:r>
-              <w:rPr>
-                <w:rFonts w:ascii="NanumGothic" w:cs="NanumGothic" w:eastAsia="NanumGothic" w:hAnsi="NanumGothic"/>
-                <w:sz w:val="20"/>
-                <w:szCs w:val="20"/>
-              </w:rPr>
-              <w:t xml:space="preserve"/>
-            </w:r>
-          </w:p>
-        </w:tc>
-        <w:tc>
-          <w:tcPr>
-            <w:tcW w:type="dxa" w:w="1247"/>
+            <w:tcW w:type="dxa" w:w="1927"/>
+            <w:tcBorders>
+              <w:top w:val="single" w:color="000000" w:sz="4"/>
+              <w:left w:val="single" w:color="000000" w:sz="4"/>
+              <w:bottom w:val="single" w:color="000000" w:sz="4"/>
+              <w:right w:val="single" w:color="000000" w:sz="4"/>
+            </w:tcBorders>
+            <w:shd w:fill="ffffff" w:color="auto" w:val="clear"/>
+            <w:tcMar>
+              <w:top w:type="dxa" w:w="170"/>
+              <w:left w:type="dxa" w:w="170"/>
+              <w:bottom w:type="dxa" w:w="170"/>
+              <w:right w:type="dxa" w:w="170"/>
+            </w:tcMar>
+            <w:vAlign w:val="center"/>
+          </w:tcPr>
+          <w:p>
+            <w:pPr>
+              <w:jc w:val="left"/>
+            </w:pPr>
+            <w:r>
+              <w:rPr>
+                <w:rFonts w:ascii="NanumGothic" w:cs="NanumGothic" w:eastAsia="NanumGothic" w:hAnsi="NanumGothic"/>
+                <w:sz w:val="20"/>
+                <w:szCs w:val="20"/>
+              </w:rPr>
+              <w:t xml:space="preserve"/>
+            </w:r>
+          </w:p>
+        </w:tc>
+        <w:tc>
+          <w:tcPr>
+            <w:tcW w:type="dxa" w:w="1927"/>
+            <w:tcBorders>
+              <w:top w:val="single" w:color="000000" w:sz="4"/>
+              <w:left w:val="single" w:color="000000" w:sz="4"/>
+              <w:bottom w:val="single" w:color="000000" w:sz="4"/>
+              <w:right w:val="single" w:color="000000" w:sz="4"/>
+            </w:tcBorders>
+            <w:shd w:fill="ffffff" w:color="auto" w:val="clear"/>
+            <w:tcMar>
+              <w:top w:type="dxa" w:w="170"/>
+              <w:left w:type="dxa" w:w="170"/>
+              <w:bottom w:type="dxa" w:w="170"/>
+              <w:right w:type="dxa" w:w="170"/>
+            </w:tcMar>
+            <w:vAlign w:val="center"/>
+          </w:tcPr>
+          <w:p>
+            <w:pPr>
+              <w:jc w:val="left"/>
+            </w:pPr>
+            <w:r>
+              <w:rPr>
+                <w:rFonts w:ascii="NanumGothic" w:cs="NanumGothic" w:eastAsia="NanumGothic" w:hAnsi="NanumGothic"/>
+                <w:sz w:val="20"/>
+                <w:szCs w:val="20"/>
+              </w:rPr>
+              <w:t xml:space="preserve"/>
+            </w:r>
+          </w:p>
+        </w:tc>
+        <w:tc>
+          <w:tcPr>
+            <w:tcW w:type="dxa" w:w="1587"/>
             <w:tcBorders>
               <w:top w:val="single" w:color="000000" w:sz="4"/>
               <w:left w:val="single" w:color="000000" w:sz="4"/>
@@ -1916,7 +1916,7 @@
         </w:trPr>
         <w:tc>
           <w:tcPr>
-            <w:tcW w:type="dxa" w:w="2040"/>
+            <w:tcW w:type="dxa" w:w="1927"/>
             <w:tcBorders>
               <w:top w:val="single" w:color="000000" w:sz="4"/>
               <w:left w:val="single" w:color="000000" w:sz="4"/>
@@ -1948,7 +1948,7 @@
         </w:tc>
         <w:tc>
           <w:tcPr>
-            <w:tcW w:type="dxa" w:w="2040"/>
+            <w:tcW w:type="dxa" w:w="2267"/>
             <w:tcBorders>
               <w:top w:val="single" w:color="000000" w:sz="4"/>
               <w:left w:val="single" w:color="000000" w:sz="4"/>
@@ -1980,7 +1980,7 @@
         </w:tc>
         <w:tc>
           <w:tcPr>
-            <w:tcW w:type="dxa" w:w="2267"/>
+            <w:tcW w:type="dxa" w:w="1927"/>
             <w:tcBorders>
               <w:top w:val="single" w:color="000000" w:sz="4"/>
               <w:left w:val="single" w:color="000000" w:sz="4"/>
@@ -2012,7 +2012,7 @@
         </w:tc>
         <w:tc>
           <w:tcPr>
-            <w:tcW w:type="dxa" w:w="2040"/>
+            <w:tcW w:type="dxa" w:w="1927"/>
             <w:tcBorders>
               <w:top w:val="single" w:color="000000" w:sz="4"/>
               <w:left w:val="single" w:color="000000" w:sz="4"/>
@@ -2044,7 +2044,7 @@
         </w:tc>
         <w:tc>
           <w:tcPr>
-            <w:tcW w:type="dxa" w:w="1247"/>
+            <w:tcW w:type="dxa" w:w="1587"/>
             <w:tcBorders>
               <w:top w:val="single" w:color="000000" w:sz="4"/>
               <w:left w:val="single" w:color="000000" w:sz="4"/>
@@ -2071,81 +2071,182 @@
                 <w:szCs w:val="20"/>
               </w:rPr>
               <w:t xml:space="preserve"/>
-            </w:r>
-          </w:p>
-        </w:tc>
-      </w:tr>
-    </w:tbl>
-    <w:p>
-      <w:pPr>
-        <w:spacing w:after="80" w:before="80"/>
-      </w:pPr>
-      <w:r>
-        <w:t xml:space="preserve"/>
-      </w:r>
-    </w:p>
-    <w:tbl>
-      <w:tblPr>
-        <w:tblW w:type="dxa" w:w="9637"/>
-        <w:tblBorders>
-          <w:top w:val="single" w:color="auto" w:sz="4"/>
-          <w:left w:val="single" w:color="auto" w:sz="4"/>
-          <w:bottom w:val="single" w:color="auto" w:sz="4"/>
-          <w:right w:val="single" w:color="auto" w:sz="4"/>
-          <w:insideH w:val="single" w:color="auto" w:sz="4"/>
-          <w:insideV w:val="single" w:color="auto" w:sz="4"/>
-        </w:tblBorders>
-        <w:tblLayout w:type="fixed"/>
-      </w:tblPr>
-      <w:tblGrid>
-        <w:gridCol w:w="9637"/>
-      </w:tblGrid>
-      <w:tr>
-        <w:trPr>
-          <w:trHeight w:val="396" w:hRule="atLeast"/>
-        </w:trPr>
-        <w:tc>
-          <w:tcPr>
-            <w:tcW w:type="dxa" w:w="9637"/>
-            <w:tcBorders>
-              <w:top w:val="single" w:color="000000" w:sz="4"/>
-              <w:left w:val="single" w:color="000000" w:sz="4"/>
-              <w:bottom w:val="single" w:color="000000" w:sz="4"/>
-              <w:right w:val="single" w:color="000000" w:sz="4"/>
-            </w:tcBorders>
-            <w:shd w:fill="E8E8E8" w:color="auto" w:val="clear"/>
-            <w:tcMar>
-              <w:top w:type="dxa" w:w="170"/>
-              <w:left w:type="dxa" w:w="170"/>
-              <w:bottom w:type="dxa" w:w="170"/>
-              <w:right w:type="dxa" w:w="170"/>
-            </w:tcMar>
-            <w:vAlign w:val="center"/>
-          </w:tcPr>
-          <w:p>
-            <w:pPr>
-              <w:jc w:val="center"/>
-            </w:pPr>
-            <w:r>
-              <w:rPr>
-                <w:rFonts w:ascii="NanumGothic" w:cs="NanumGothic" w:eastAsia="NanumGothic" w:hAnsi="NanumGothic"/>
-                <w:b/>
-                <w:bCs/>
-                <w:sz w:val="20"/>
-                <w:szCs w:val="20"/>
-              </w:rPr>
-              <w:t xml:space="preserve">처리 결과</w:t>
             </w:r>
           </w:p>
         </w:tc>
       </w:tr>
       <w:tr>
         <w:trPr>
-          <w:trHeight w:val="1417" w:hRule="atLeast"/>
+          <w:trHeight w:val="510" w:hRule="atLeast"/>
         </w:trPr>
         <w:tc>
           <w:tcPr>
-            <w:tcW w:type="dxa" w:w="9637"/>
+            <w:tcW w:type="dxa" w:w="1927"/>
+            <w:tcBorders>
+              <w:top w:val="single" w:color="000000" w:sz="4"/>
+              <w:left w:val="single" w:color="000000" w:sz="4"/>
+              <w:bottom w:val="single" w:color="000000" w:sz="4"/>
+              <w:right w:val="single" w:color="000000" w:sz="4"/>
+            </w:tcBorders>
+            <w:shd w:fill="ffffff" w:color="auto" w:val="clear"/>
+            <w:tcMar>
+              <w:top w:type="dxa" w:w="170"/>
+              <w:left w:type="dxa" w:w="170"/>
+              <w:bottom w:type="dxa" w:w="170"/>
+              <w:right w:type="dxa" w:w="170"/>
+            </w:tcMar>
+            <w:vAlign w:val="center"/>
+          </w:tcPr>
+          <w:p>
+            <w:pPr>
+              <w:jc w:val="left"/>
+            </w:pPr>
+            <w:r>
+              <w:rPr>
+                <w:rFonts w:ascii="NanumGothic" w:cs="NanumGothic" w:eastAsia="NanumGothic" w:hAnsi="NanumGothic"/>
+                <w:sz w:val="20"/>
+                <w:szCs w:val="20"/>
+              </w:rPr>
+              <w:t xml:space="preserve"/>
+            </w:r>
+          </w:p>
+        </w:tc>
+        <w:tc>
+          <w:tcPr>
+            <w:tcW w:type="dxa" w:w="2267"/>
+            <w:tcBorders>
+              <w:top w:val="single" w:color="000000" w:sz="4"/>
+              <w:left w:val="single" w:color="000000" w:sz="4"/>
+              <w:bottom w:val="single" w:color="000000" w:sz="4"/>
+              <w:right w:val="single" w:color="000000" w:sz="4"/>
+            </w:tcBorders>
+            <w:shd w:fill="ffffff" w:color="auto" w:val="clear"/>
+            <w:tcMar>
+              <w:top w:type="dxa" w:w="170"/>
+              <w:left w:type="dxa" w:w="170"/>
+              <w:bottom w:type="dxa" w:w="170"/>
+              <w:right w:type="dxa" w:w="170"/>
+            </w:tcMar>
+            <w:vAlign w:val="center"/>
+          </w:tcPr>
+          <w:p>
+            <w:pPr>
+              <w:jc w:val="left"/>
+            </w:pPr>
+            <w:r>
+              <w:rPr>
+                <w:rFonts w:ascii="NanumGothic" w:cs="NanumGothic" w:eastAsia="NanumGothic" w:hAnsi="NanumGothic"/>
+                <w:sz w:val="20"/>
+                <w:szCs w:val="20"/>
+              </w:rPr>
+              <w:t xml:space="preserve"/>
+            </w:r>
+          </w:p>
+        </w:tc>
+        <w:tc>
+          <w:tcPr>
+            <w:tcW w:type="dxa" w:w="1927"/>
+            <w:tcBorders>
+              <w:top w:val="single" w:color="000000" w:sz="4"/>
+              <w:left w:val="single" w:color="000000" w:sz="4"/>
+              <w:bottom w:val="single" w:color="000000" w:sz="4"/>
+              <w:right w:val="single" w:color="000000" w:sz="4"/>
+            </w:tcBorders>
+            <w:shd w:fill="ffffff" w:color="auto" w:val="clear"/>
+            <w:tcMar>
+              <w:top w:type="dxa" w:w="170"/>
+              <w:left w:type="dxa" w:w="170"/>
+              <w:bottom w:type="dxa" w:w="170"/>
+              <w:right w:type="dxa" w:w="170"/>
+            </w:tcMar>
+            <w:vAlign w:val="center"/>
+          </w:tcPr>
+          <w:p>
+            <w:pPr>
+              <w:jc w:val="left"/>
+            </w:pPr>
+            <w:r>
+              <w:rPr>
+                <w:rFonts w:ascii="NanumGothic" w:cs="NanumGothic" w:eastAsia="NanumGothic" w:hAnsi="NanumGothic"/>
+                <w:sz w:val="20"/>
+                <w:szCs w:val="20"/>
+              </w:rPr>
+              <w:t xml:space="preserve"/>
+            </w:r>
+          </w:p>
+        </w:tc>
+        <w:tc>
+          <w:tcPr>
+            <w:tcW w:type="dxa" w:w="1927"/>
+            <w:tcBorders>
+              <w:top w:val="single" w:color="000000" w:sz="4"/>
+              <w:left w:val="single" w:color="000000" w:sz="4"/>
+              <w:bottom w:val="single" w:color="000000" w:sz="4"/>
+              <w:right w:val="single" w:color="000000" w:sz="4"/>
+            </w:tcBorders>
+            <w:shd w:fill="ffffff" w:color="auto" w:val="clear"/>
+            <w:tcMar>
+              <w:top w:type="dxa" w:w="170"/>
+              <w:left w:type="dxa" w:w="170"/>
+              <w:bottom w:type="dxa" w:w="170"/>
+              <w:right w:type="dxa" w:w="170"/>
+            </w:tcMar>
+            <w:vAlign w:val="center"/>
+          </w:tcPr>
+          <w:p>
+            <w:pPr>
+              <w:jc w:val="left"/>
+            </w:pPr>
+            <w:r>
+              <w:rPr>
+                <w:rFonts w:ascii="NanumGothic" w:cs="NanumGothic" w:eastAsia="NanumGothic" w:hAnsi="NanumGothic"/>
+                <w:sz w:val="20"/>
+                <w:szCs w:val="20"/>
+              </w:rPr>
+              <w:t xml:space="preserve"/>
+            </w:r>
+          </w:p>
+        </w:tc>
+        <w:tc>
+          <w:tcPr>
+            <w:tcW w:type="dxa" w:w="1587"/>
+            <w:tcBorders>
+              <w:top w:val="single" w:color="000000" w:sz="4"/>
+              <w:left w:val="single" w:color="000000" w:sz="4"/>
+              <w:bottom w:val="single" w:color="000000" w:sz="4"/>
+              <w:right w:val="single" w:color="000000" w:sz="4"/>
+            </w:tcBorders>
+            <w:shd w:fill="ffffff" w:color="auto" w:val="clear"/>
+            <w:tcMar>
+              <w:top w:type="dxa" w:w="170"/>
+              <w:left w:type="dxa" w:w="170"/>
+              <w:bottom w:type="dxa" w:w="170"/>
+              <w:right w:type="dxa" w:w="170"/>
+            </w:tcMar>
+            <w:vAlign w:val="center"/>
+          </w:tcPr>
+          <w:p>
+            <w:pPr>
+              <w:jc w:val="left"/>
+            </w:pPr>
+            <w:r>
+              <w:rPr>
+                <w:rFonts w:ascii="NanumGothic" w:cs="NanumGothic" w:eastAsia="NanumGothic" w:hAnsi="NanumGothic"/>
+                <w:sz w:val="20"/>
+                <w:szCs w:val="20"/>
+              </w:rPr>
+              <w:t xml:space="preserve"/>
+            </w:r>
+          </w:p>
+        </w:tc>
+      </w:tr>
+      <w:tr>
+        <w:trPr>
+          <w:trHeight w:val="510" w:hRule="atLeast"/>
+        </w:trPr>
+        <w:tc>
+          <w:tcPr>
+            <w:tcW w:type="dxa" w:w="1927"/>
             <w:tcBorders>
               <w:top w:val="single" w:color="000000" w:sz="4"/>
               <w:left w:val="single" w:color="000000" w:sz="4"/>
@@ -2159,9 +2260,146 @@
               <w:bottom w:type="dxa" w:w="170"/>
               <w:right w:type="dxa" w:w="170"/>
             </w:tcMar>
-          </w:tcPr>
-          <w:p>
-            <w:r>
+            <w:vAlign w:val="center"/>
+          </w:tcPr>
+          <w:p>
+            <w:pPr>
+              <w:jc w:val="left"/>
+            </w:pPr>
+            <w:r>
+              <w:rPr>
+                <w:rFonts w:ascii="NanumGothic" w:cs="NanumGothic" w:eastAsia="NanumGothic" w:hAnsi="NanumGothic"/>
+                <w:sz w:val="20"/>
+                <w:szCs w:val="20"/>
+              </w:rPr>
+              <w:t xml:space="preserve"/>
+            </w:r>
+          </w:p>
+        </w:tc>
+        <w:tc>
+          <w:tcPr>
+            <w:tcW w:type="dxa" w:w="2267"/>
+            <w:tcBorders>
+              <w:top w:val="single" w:color="000000" w:sz="4"/>
+              <w:left w:val="single" w:color="000000" w:sz="4"/>
+              <w:bottom w:val="single" w:color="000000" w:sz="4"/>
+              <w:right w:val="single" w:color="000000" w:sz="4"/>
+            </w:tcBorders>
+            <w:shd w:fill="F5F5F5" w:color="auto" w:val="clear"/>
+            <w:tcMar>
+              <w:top w:type="dxa" w:w="170"/>
+              <w:left w:type="dxa" w:w="170"/>
+              <w:bottom w:type="dxa" w:w="170"/>
+              <w:right w:type="dxa" w:w="170"/>
+            </w:tcMar>
+            <w:vAlign w:val="center"/>
+          </w:tcPr>
+          <w:p>
+            <w:pPr>
+              <w:jc w:val="left"/>
+            </w:pPr>
+            <w:r>
+              <w:rPr>
+                <w:rFonts w:ascii="NanumGothic" w:cs="NanumGothic" w:eastAsia="NanumGothic" w:hAnsi="NanumGothic"/>
+                <w:sz w:val="20"/>
+                <w:szCs w:val="20"/>
+              </w:rPr>
+              <w:t xml:space="preserve"/>
+            </w:r>
+          </w:p>
+        </w:tc>
+        <w:tc>
+          <w:tcPr>
+            <w:tcW w:type="dxa" w:w="1927"/>
+            <w:tcBorders>
+              <w:top w:val="single" w:color="000000" w:sz="4"/>
+              <w:left w:val="single" w:color="000000" w:sz="4"/>
+              <w:bottom w:val="single" w:color="000000" w:sz="4"/>
+              <w:right w:val="single" w:color="000000" w:sz="4"/>
+            </w:tcBorders>
+            <w:shd w:fill="F5F5F5" w:color="auto" w:val="clear"/>
+            <w:tcMar>
+              <w:top w:type="dxa" w:w="170"/>
+              <w:left w:type="dxa" w:w="170"/>
+              <w:bottom w:type="dxa" w:w="170"/>
+              <w:right w:type="dxa" w:w="170"/>
+            </w:tcMar>
+            <w:vAlign w:val="center"/>
+          </w:tcPr>
+          <w:p>
+            <w:pPr>
+              <w:jc w:val="left"/>
+            </w:pPr>
+            <w:r>
+              <w:rPr>
+                <w:rFonts w:ascii="NanumGothic" w:cs="NanumGothic" w:eastAsia="NanumGothic" w:hAnsi="NanumGothic"/>
+                <w:sz w:val="20"/>
+                <w:szCs w:val="20"/>
+              </w:rPr>
+              <w:t xml:space="preserve"/>
+            </w:r>
+          </w:p>
+        </w:tc>
+        <w:tc>
+          <w:tcPr>
+            <w:tcW w:type="dxa" w:w="1927"/>
+            <w:tcBorders>
+              <w:top w:val="single" w:color="000000" w:sz="4"/>
+              <w:left w:val="single" w:color="000000" w:sz="4"/>
+              <w:bottom w:val="single" w:color="000000" w:sz="4"/>
+              <w:right w:val="single" w:color="000000" w:sz="4"/>
+            </w:tcBorders>
+            <w:shd w:fill="F5F5F5" w:color="auto" w:val="clear"/>
+            <w:tcMar>
+              <w:top w:type="dxa" w:w="170"/>
+              <w:left w:type="dxa" w:w="170"/>
+              <w:bottom w:type="dxa" w:w="170"/>
+              <w:right w:type="dxa" w:w="170"/>
+            </w:tcMar>
+            <w:vAlign w:val="center"/>
+          </w:tcPr>
+          <w:p>
+            <w:pPr>
+              <w:jc w:val="left"/>
+            </w:pPr>
+            <w:r>
+              <w:rPr>
+                <w:rFonts w:ascii="NanumGothic" w:cs="NanumGothic" w:eastAsia="NanumGothic" w:hAnsi="NanumGothic"/>
+                <w:sz w:val="20"/>
+                <w:szCs w:val="20"/>
+              </w:rPr>
+              <w:t xml:space="preserve"/>
+            </w:r>
+          </w:p>
+        </w:tc>
+        <w:tc>
+          <w:tcPr>
+            <w:tcW w:type="dxa" w:w="1587"/>
+            <w:tcBorders>
+              <w:top w:val="single" w:color="000000" w:sz="4"/>
+              <w:left w:val="single" w:color="000000" w:sz="4"/>
+              <w:bottom w:val="single" w:color="000000" w:sz="4"/>
+              <w:right w:val="single" w:color="000000" w:sz="4"/>
+            </w:tcBorders>
+            <w:shd w:fill="F5F5F5" w:color="auto" w:val="clear"/>
+            <w:tcMar>
+              <w:top w:type="dxa" w:w="170"/>
+              <w:left w:type="dxa" w:w="170"/>
+              <w:bottom w:type="dxa" w:w="170"/>
+              <w:right w:type="dxa" w:w="170"/>
+            </w:tcMar>
+            <w:vAlign w:val="center"/>
+          </w:tcPr>
+          <w:p>
+            <w:pPr>
+              <w:jc w:val="left"/>
+            </w:pPr>
+            <w:r>
+              <w:rPr>
+                <w:rFonts w:ascii="NanumGothic" w:cs="NanumGothic" w:eastAsia="NanumGothic" w:hAnsi="NanumGothic"/>
+                <w:sz w:val="20"/>
+                <w:szCs w:val="20"/>
+              </w:rPr>
               <w:t xml:space="preserve"/>
             </w:r>
           </w:p>
@@ -2228,7 +2466,7 @@
                 <w:sz w:val="20"/>
                 <w:szCs w:val="20"/>
               </w:rPr>
-              <w:t xml:space="preserve">접수자</w:t>
+              <w:t xml:space="preserve">작성자</w:t>
             </w:r>
           </w:p>
         </w:tc>
